--- a/report/template/RN_Purneftegaz/ДПБ_(экспл_стац)/IFL.docx
+++ b/report/template/RN_Purneftegaz/ДПБ_(экспл_стац)/IFL.docx
@@ -1426,7 +1426,7 @@
           <w:szCs w:val="24"/>
           <w:lang w:val="ru-RU" w:eastAsia="ru-RU"/>
         </w:rPr>
-        <w:instrText xml:space="preserve"> REF _Ref220879761 \h  \* MERGEFORMAT </w:instrText>
+        <w:instrText xml:space="preserve"> REF _Ref223414721 \h </w:instrText>
       </w:r>
       <w:r>
         <w:rPr>
@@ -1457,11 +1457,12 @@
       <w:r>
         <w:rPr>
           <w:rFonts w:cs="Times New Roman"/>
+          <w:noProof/>
           <w:sz w:val="24"/>
           <w:szCs w:val="24"/>
           <w:lang w:val="ru-RU" w:eastAsia="ru-RU"/>
         </w:rPr>
-        <w:t>15</w:t>
+        <w:t>2</w:t>
       </w:r>
       <w:r>
         <w:rPr>
@@ -1516,6 +1517,7 @@
           <w:lang w:val="ru-RU" w:eastAsia="ru-RU"/>
         </w:rPr>
       </w:pPr>
+      <w:bookmarkStart w:id="1" w:name="_Ref223414721"/>
       <w:r>
         <w:rPr>
           <w:rFonts w:cs="Times New Roman"/>
@@ -1560,7 +1562,7 @@
           <w:szCs w:val="24"/>
           <w:lang w:val="ru-RU" w:eastAsia="ru-RU"/>
         </w:rPr>
-        <w:t>15</w:t>
+        <w:t>2</w:t>
       </w:r>
       <w:r>
         <w:rPr>
@@ -1571,6 +1573,7 @@
         </w:rPr>
         <w:fldChar w:fldCharType="end"/>
       </w:r>
+      <w:bookmarkEnd w:id="1"/>
       <w:r>
         <w:rPr>
           <w:rFonts w:cs="Times New Roman"/>
@@ -1645,6 +1648,183 @@
           <w:szCs w:val="24"/>
           <w:lang w:val="ru-RU" w:eastAsia="ru-RU"/>
         </w:rPr>
+        <w:t>М</w:t>
+      </w:r>
+      <w:r>
+        <w:rPr>
+          <w:rFonts w:cs="Times New Roman"/>
+          <w:sz w:val="24"/>
+          <w:szCs w:val="24"/>
+          <w:lang w:val="ru-RU" w:eastAsia="ru-RU"/>
+        </w:rPr>
+        <w:t>аксимально возможно</w:t>
+      </w:r>
+      <w:r>
+        <w:rPr>
+          <w:rFonts w:cs="Times New Roman"/>
+          <w:sz w:val="24"/>
+          <w:szCs w:val="24"/>
+          <w:lang w:val="ru-RU" w:eastAsia="ru-RU"/>
+        </w:rPr>
+        <w:t xml:space="preserve">е </w:t>
+      </w:r>
+      <w:r>
+        <w:rPr>
+          <w:rFonts w:cs="Times New Roman"/>
+          <w:sz w:val="24"/>
+          <w:szCs w:val="24"/>
+          <w:lang w:val="ru-RU" w:eastAsia="ru-RU"/>
+        </w:rPr>
+        <w:t>количеств</w:t>
+      </w:r>
+      <w:r>
+        <w:rPr>
+          <w:rFonts w:cs="Times New Roman"/>
+          <w:sz w:val="24"/>
+          <w:szCs w:val="24"/>
+          <w:lang w:val="ru-RU" w:eastAsia="ru-RU"/>
+        </w:rPr>
+        <w:t>о</w:t>
+      </w:r>
+      <w:r>
+        <w:rPr>
+          <w:rFonts w:cs="Times New Roman"/>
+          <w:sz w:val="24"/>
+          <w:szCs w:val="24"/>
+          <w:lang w:val="ru-RU" w:eastAsia="ru-RU"/>
+        </w:rPr>
+        <w:t xml:space="preserve"> потерпевших (физических лиц)</w:t>
+      </w:r>
+      <w:r>
+        <w:rPr>
+          <w:rFonts w:cs="Times New Roman"/>
+          <w:sz w:val="24"/>
+          <w:szCs w:val="24"/>
+          <w:lang w:val="ru-RU" w:eastAsia="ru-RU"/>
+        </w:rPr>
+        <w:t xml:space="preserve"> составляет </w:t>
+      </w:r>
+      <w:r>
+        <w:rPr>
+          <w:rFonts w:cs="Times New Roman"/>
+          <w:sz w:val="24"/>
+          <w:szCs w:val="24"/>
+          <w:lang w:val="ru-RU" w:eastAsia="ru-RU"/>
+        </w:rPr>
+        <w:br/>
+      </w:r>
+      <w:r>
+        <w:rPr>
+          <w:rFonts w:cs="Times New Roman"/>
+          <w:sz w:val="24"/>
+          <w:szCs w:val="24"/>
+          <w:highlight w:val="yellow"/>
+          <w:lang w:val="ru-RU" w:eastAsia="ru-RU"/>
+        </w:rPr>
+        <w:t xml:space="preserve">{{ </w:t>
+      </w:r>
+      <w:r>
+        <w:rPr>
+          <w:rFonts w:cs="Times New Roman"/>
+          <w:sz w:val="24"/>
+          <w:szCs w:val="24"/>
+          <w:highlight w:val="yellow"/>
+          <w:lang w:eastAsia="ru-RU"/>
+        </w:rPr>
+        <w:t>MAX</w:t>
+      </w:r>
+      <w:r>
+        <w:rPr>
+          <w:rFonts w:cs="Times New Roman"/>
+          <w:sz w:val="24"/>
+          <w:szCs w:val="24"/>
+          <w:highlight w:val="yellow"/>
+          <w:lang w:val="ru-RU" w:eastAsia="ru-RU"/>
+        </w:rPr>
+        <w:t>_</w:t>
+      </w:r>
+      <w:r>
+        <w:rPr>
+          <w:rFonts w:cs="Times New Roman"/>
+          <w:sz w:val="24"/>
+          <w:szCs w:val="24"/>
+          <w:highlight w:val="yellow"/>
+          <w:lang w:eastAsia="ru-RU"/>
+        </w:rPr>
+        <w:t>PEOPLE</w:t>
+      </w:r>
+      <w:r>
+        <w:rPr>
+          <w:rFonts w:cs="Times New Roman"/>
+          <w:sz w:val="24"/>
+          <w:szCs w:val="24"/>
+          <w:highlight w:val="yellow"/>
+          <w:lang w:val="ru-RU" w:eastAsia="ru-RU"/>
+        </w:rPr>
+        <w:t>_</w:t>
+      </w:r>
+      <w:r>
+        <w:rPr>
+          <w:rFonts w:cs="Times New Roman"/>
+          <w:sz w:val="24"/>
+          <w:szCs w:val="24"/>
+          <w:highlight w:val="yellow"/>
+          <w:lang w:eastAsia="ru-RU"/>
+        </w:rPr>
+        <w:t>VICTIMS</w:t>
+      </w:r>
+      <w:r>
+        <w:rPr>
+          <w:rFonts w:cs="Times New Roman"/>
+          <w:sz w:val="24"/>
+          <w:szCs w:val="24"/>
+          <w:highlight w:val="yellow"/>
+          <w:lang w:val="ru-RU" w:eastAsia="ru-RU"/>
+        </w:rPr>
+        <w:t xml:space="preserve"> }}</w:t>
+      </w:r>
+      <w:r>
+        <w:rPr>
+          <w:rFonts w:cs="Times New Roman"/>
+          <w:sz w:val="24"/>
+          <w:szCs w:val="24"/>
+          <w:lang w:val="ru-RU" w:eastAsia="ru-RU"/>
+        </w:rPr>
+        <w:t xml:space="preserve"> человек.</w:t>
+      </w:r>
+    </w:p>
+    <w:p>
+      <w:pPr>
+        <w:spacing w:after="0" w:line="360" w:lineRule="auto"/>
+        <w:ind w:firstLine="680"/>
+        <w:jc w:val="both"/>
+        <w:rPr>
+          <w:rFonts w:cs="Times New Roman"/>
+          <w:sz w:val="24"/>
+          <w:szCs w:val="24"/>
+          <w:lang w:val="ru-RU" w:eastAsia="ru-RU"/>
+        </w:rPr>
+      </w:pPr>
+    </w:p>
+    <w:p>
+      <w:pPr>
+        <w:spacing w:after="0" w:line="360" w:lineRule="auto"/>
+        <w:ind w:firstLine="680"/>
+        <w:jc w:val="both"/>
+        <w:rPr>
+          <w:rFonts w:cs="Times New Roman"/>
+          <w:sz w:val="24"/>
+          <w:szCs w:val="24"/>
+          <w:lang w:val="ru-RU" w:eastAsia="ru-RU"/>
+        </w:rPr>
+      </w:pPr>
+      <w:r>
+        <w:rPr>
+          <w:rFonts w:cs="Times New Roman"/>
+          <w:sz w:val="24"/>
+          <w:szCs w:val="24"/>
+          <w:lang w:val="ru-RU" w:eastAsia="ru-RU"/>
+        </w:rPr>
         <w:t>Результаты проведенного анализа риска для декларируемого объекта, представлены в таблице ниже.</w:t>
       </w:r>
     </w:p>
@@ -1660,6 +1840,7 @@
           <w:lang w:val="ru-RU" w:eastAsia="ru-RU"/>
         </w:rPr>
       </w:pPr>
+      <w:bookmarkStart w:id="2" w:name="_Ref223414733"/>
       <w:r>
         <w:rPr>
           <w:rFonts w:cs="Times New Roman"/>
@@ -1704,7 +1885,7 @@
           <w:szCs w:val="24"/>
           <w:lang w:val="ru-RU" w:eastAsia="ru-RU"/>
         </w:rPr>
-        <w:t>16</w:t>
+        <w:t>3</w:t>
       </w:r>
       <w:r>
         <w:rPr>
@@ -1715,6 +1896,7 @@
         </w:rPr>
         <w:fldChar w:fldCharType="end"/>
       </w:r>
+      <w:bookmarkEnd w:id="2"/>
       <w:r>
         <w:rPr>
           <w:rFonts w:cs="Times New Roman"/>
@@ -1758,7 +1940,7 @@
           <w:szCs w:val="24"/>
           <w:lang w:val="ru-RU" w:eastAsia="ru-RU"/>
         </w:rPr>
-        <w:instrText xml:space="preserve"> REF _Ref220879768 \h  \* MERGEFORMAT </w:instrText>
+        <w:instrText xml:space="preserve"> REF _Ref223414733 \h </w:instrText>
       </w:r>
       <w:r>
         <w:rPr>
@@ -1789,11 +1971,12 @@
       <w:r>
         <w:rPr>
           <w:rFonts w:cs="Times New Roman"/>
+          <w:noProof/>
           <w:sz w:val="24"/>
           <w:szCs w:val="24"/>
           <w:lang w:val="ru-RU" w:eastAsia="ru-RU"/>
         </w:rPr>
-        <w:t>16</w:t>
+        <w:t>3</w:t>
       </w:r>
       <w:r>
         <w:rPr>
@@ -1862,7 +2045,7 @@
           <w:rFonts w:cs="Times New Roman"/>
           <w:sz w:val="24"/>
           <w:szCs w:val="24"/>
-          <w:lang w:val="ru-RU" w:eastAsia="ru-RU"/>
+          <w:lang w:val="ru-RU"/>
         </w:rPr>
       </w:pPr>
       <w:r>
@@ -1870,151 +2053,28 @@
           <w:rFonts w:cs="Times New Roman"/>
           <w:sz w:val="24"/>
           <w:szCs w:val="24"/>
-          <w:lang w:val="ru-RU" w:eastAsia="ru-RU"/>
-        </w:rPr>
-        <w:t>М</w:t>
+          <w:lang w:val="ru-RU"/>
+        </w:rPr>
+        <w:t xml:space="preserve">Из анализа риска ясно, что декларируемые участки в целом представляют определенную опасность. Однако, при нормальном режиме эксплуатации, соблюдении технологии, заданных параметров, грамотном обслуживании и добросовестном отношении персонала, риск эксплуатации производственных объектов </w:t>
       </w:r>
       <w:r>
         <w:rPr>
           <w:rFonts w:cs="Times New Roman"/>
           <w:sz w:val="24"/>
           <w:szCs w:val="24"/>
-          <w:lang w:val="ru-RU" w:eastAsia="ru-RU"/>
-        </w:rPr>
-        <w:t>аксимально возможно</w:t>
+          <w:highlight w:val="yellow"/>
+          <w:lang w:val="ru-RU"/>
+        </w:rPr>
+        <w:t>{{ SHORT_NAME }}</w:t>
       </w:r>
       <w:r>
         <w:rPr>
           <w:rFonts w:cs="Times New Roman"/>
           <w:sz w:val="24"/>
           <w:szCs w:val="24"/>
-          <w:lang w:val="ru-RU" w:eastAsia="ru-RU"/>
-        </w:rPr>
-        <w:t xml:space="preserve">е </w:t>
-      </w:r>
-      <w:r>
-        <w:rPr>
-          <w:rFonts w:cs="Times New Roman"/>
-          <w:sz w:val="24"/>
-          <w:szCs w:val="24"/>
-          <w:lang w:val="ru-RU" w:eastAsia="ru-RU"/>
-        </w:rPr>
-        <w:t>количеств</w:t>
-      </w:r>
-      <w:r>
-        <w:rPr>
-          <w:rFonts w:cs="Times New Roman"/>
-          <w:sz w:val="24"/>
-          <w:szCs w:val="24"/>
-          <w:lang w:val="ru-RU" w:eastAsia="ru-RU"/>
-        </w:rPr>
-        <w:t>о</w:t>
-      </w:r>
-      <w:r>
-        <w:rPr>
-          <w:rFonts w:cs="Times New Roman"/>
-          <w:sz w:val="24"/>
-          <w:szCs w:val="24"/>
-          <w:lang w:val="ru-RU" w:eastAsia="ru-RU"/>
-        </w:rPr>
-        <w:t xml:space="preserve"> потерпевших (физических лиц)</w:t>
-      </w:r>
-      <w:r>
-        <w:rPr>
-          <w:rFonts w:cs="Times New Roman"/>
-          <w:sz w:val="24"/>
-          <w:szCs w:val="24"/>
-          <w:lang w:val="ru-RU" w:eastAsia="ru-RU"/>
-        </w:rPr>
-        <w:t xml:space="preserve"> составляет </w:t>
-      </w:r>
-      <w:r>
-        <w:rPr>
-          <w:rFonts w:cs="Times New Roman"/>
-          <w:sz w:val="24"/>
-          <w:szCs w:val="24"/>
-          <w:lang w:val="ru-RU" w:eastAsia="ru-RU"/>
-        </w:rPr>
-        <w:br/>
-      </w:r>
-      <w:r>
-        <w:rPr>
-          <w:rFonts w:cs="Times New Roman"/>
-          <w:sz w:val="24"/>
-          <w:szCs w:val="24"/>
-          <w:highlight w:val="yellow"/>
-          <w:lang w:val="ru-RU" w:eastAsia="ru-RU"/>
-        </w:rPr>
-        <w:t xml:space="preserve">{{ </w:t>
-      </w:r>
-      <w:r>
-        <w:rPr>
-          <w:rFonts w:cs="Times New Roman"/>
-          <w:sz w:val="24"/>
-          <w:szCs w:val="24"/>
-          <w:highlight w:val="yellow"/>
-          <w:lang w:eastAsia="ru-RU"/>
-        </w:rPr>
-        <w:t>MAX</w:t>
-      </w:r>
-      <w:r>
-        <w:rPr>
-          <w:rFonts w:cs="Times New Roman"/>
-          <w:sz w:val="24"/>
-          <w:szCs w:val="24"/>
-          <w:highlight w:val="yellow"/>
-          <w:lang w:val="ru-RU" w:eastAsia="ru-RU"/>
-        </w:rPr>
-        <w:t>_</w:t>
-      </w:r>
-      <w:r>
-        <w:rPr>
-          <w:rFonts w:cs="Times New Roman"/>
-          <w:sz w:val="24"/>
-          <w:szCs w:val="24"/>
-          <w:highlight w:val="yellow"/>
-          <w:lang w:eastAsia="ru-RU"/>
-        </w:rPr>
-        <w:t>PEOPLE</w:t>
-      </w:r>
-      <w:r>
-        <w:rPr>
-          <w:rFonts w:cs="Times New Roman"/>
-          <w:sz w:val="24"/>
-          <w:szCs w:val="24"/>
-          <w:highlight w:val="yellow"/>
-          <w:lang w:val="ru-RU" w:eastAsia="ru-RU"/>
-        </w:rPr>
-        <w:t>_</w:t>
-      </w:r>
-      <w:r>
-        <w:rPr>
-          <w:rFonts w:cs="Times New Roman"/>
-          <w:sz w:val="24"/>
-          <w:szCs w:val="24"/>
-          <w:highlight w:val="yellow"/>
-          <w:lang w:eastAsia="ru-RU"/>
-        </w:rPr>
-        <w:t>VICTIMS</w:t>
-      </w:r>
-      <w:r>
-        <w:rPr>
-          <w:rFonts w:cs="Times New Roman"/>
-          <w:sz w:val="24"/>
-          <w:szCs w:val="24"/>
-          <w:highlight w:val="yellow"/>
-          <w:lang w:val="ru-RU" w:eastAsia="ru-RU"/>
-        </w:rPr>
-        <w:t xml:space="preserve"> }}</w:t>
-      </w:r>
-      <w:r>
-        <w:rPr>
-          <w:rFonts w:cs="Times New Roman"/>
-          <w:sz w:val="24"/>
-          <w:szCs w:val="24"/>
-          <w:lang w:val="ru-RU" w:eastAsia="ru-RU"/>
-        </w:rPr>
-        <w:t xml:space="preserve"> человек.</w:t>
+          <w:lang w:val="ru-RU"/>
+        </w:rPr>
+        <w:t xml:space="preserve"> является приемлемым.</w:t>
       </w:r>
     </w:p>
     <w:p>
@@ -2037,6 +2097,7 @@
           <w:highlight w:val="cyan"/>
           <w:lang w:val="ru-RU" w:eastAsia="ru-RU"/>
         </w:rPr>
+        <w:lastRenderedPageBreak/>
         <w:t>Показатели риска для иных юридических и физических лиц отсутствуют.</w:t>
       </w:r>
     </w:p>
@@ -2082,57 +2143,6 @@
           <w:lang w:val="ru-RU" w:eastAsia="ru-RU"/>
         </w:rPr>
         <w:t xml:space="preserve"> ОПО не прогнозируются.</w:t>
-      </w:r>
-    </w:p>
-    <w:p>
-      <w:pPr>
-        <w:spacing w:after="0" w:line="360" w:lineRule="auto"/>
-        <w:ind w:firstLine="680"/>
-        <w:jc w:val="both"/>
-        <w:rPr>
-          <w:rFonts w:cs="Times New Roman"/>
-          <w:sz w:val="24"/>
-          <w:szCs w:val="24"/>
-          <w:lang w:val="ru-RU"/>
-        </w:rPr>
-      </w:pPr>
-      <w:r>
-        <w:rPr>
-          <w:rFonts w:cs="Times New Roman"/>
-          <w:sz w:val="24"/>
-          <w:szCs w:val="24"/>
-          <w:lang w:val="ru-RU"/>
-        </w:rPr>
-        <w:t xml:space="preserve">Из анализа риска ясно, что декларируемые участки в целом представляют определенную опасность. Однако, при нормальном режиме эксплуатации, соблюдении технологии, заданных параметров, грамотном обслуживании и добросовестном отношении </w:t>
-      </w:r>
-      <w:r>
-        <w:rPr>
-          <w:rFonts w:cs="Times New Roman"/>
-          <w:sz w:val="24"/>
-          <w:szCs w:val="24"/>
-          <w:lang w:val="ru-RU"/>
-        </w:rPr>
-        <w:lastRenderedPageBreak/>
-        <w:t xml:space="preserve">персонала, риск эксплуатации производственных объектов </w:t>
-      </w:r>
-      <w:r>
-        <w:rPr>
-          <w:rFonts w:cs="Times New Roman"/>
-          <w:sz w:val="24"/>
-          <w:szCs w:val="24"/>
-          <w:highlight w:val="yellow"/>
-          <w:lang w:val="ru-RU"/>
-        </w:rPr>
-        <w:t>{{ SHORT_NAME }}</w:t>
-      </w:r>
-      <w:r>
-        <w:rPr>
-          <w:rFonts w:cs="Times New Roman"/>
-          <w:sz w:val="24"/>
-          <w:szCs w:val="24"/>
-          <w:lang w:val="ru-RU"/>
-        </w:rPr>
-        <w:t xml:space="preserve"> является приемлемым.</w:t>
       </w:r>
     </w:p>
     <w:p>
